--- a/plantillas/notarial/D11B-NOT_Casos_Practicos_v1.docx
+++ b/plantillas/notarial/D11B-NOT_Casos_Practicos_v1.docx
@@ -775,7 +775,7 @@
                 <w:sz w:val="19"/>
                 <w:szCs w:val="19"/>
               </w:rPr>
-              <w:t xml:space="preserve">Se identifican al menos 4 señales de alerta: (1) pago en efectivo parcial, (2) origen de fondos vago ("tengo varios negocios"), (3) comprobante de domicilio inconsistente con la identificación oficial, (4) forma de pago del saldo sin definir. El pago de $900,000 MXN en efectivo SÍ puede aceptarse porque está por debajo del límite de 8,025 UMA (~$941,512 MXN) del artículo 32 — pero eso no elimina la obligación de investigar el origen de los recursos. El Notario debe completar el expediente KYC (D7-NOT) exigiendo soporte documental del origen de fondos antes de autorizar la escritura, y dado que el valor total de la operación ($3,800,000 MXN) supera el umbral de identificación de forma de pago del artículo 33 (8,025 UMA), debe dejar constancia expresa de la forma de pago en el instrumento. La combinación de señales amerita documentar un Reporte de Operación Inusual (D9-NOT).</w:t>
+              <w:t xml:space="preserve">Se identifican al menos 4 señales de alerta: (1) pago en efectivo parcial, (2) origen de fondos vago ("tengo varios negocios"), (3) comprobante de domicilio inconsistente con la identificación oficial, (4) forma de pago del saldo sin definir. El pago de $900,000 MXN en efectivo SÍ puede aceptarse porque está por debajo del límite de 8,025 UMA (~$941,413 MXN) del artículo 32 — pero eso no elimina la obligación de investigar el origen de los recursos. El Notario debe completar el expediente KYC (D7-NOT) exigiendo soporte documental del origen de fondos antes de autorizar la escritura, y dado que el valor total de la operación ($3,800,000 MXN) supera el umbral de identificación de forma de pago del artículo 33 (8,025 UMA), debe dejar constancia expresa de la forma de pago en el instrumento. La combinación de señales amerita documentar un Reporte de Operación Inusual (D9-NOT).</w:t>
             </w:r>
           </w:p>
         </w:tc>
@@ -1579,7 +1579,7 @@
                 <w:sz w:val="19"/>
                 <w:szCs w:val="19"/>
               </w:rPr>
-              <w:t xml:space="preserve">La recomendación es incorrecta y riesgosa. No presentar el aviso agrava la exposición: convierte una omisión corregible en un incumplimiento continuado, y si el SAT lo detecta primero, se pierde la posibilidad de acogerse a la actuación espontánea del artículo 55. La exposición actual es de 10,000 a 65,000 UMA o hasta el 100% del valor del acto (Art. 54, fracc. III), y la reincidencia en este tipo de omisión es justamente lo que el artículo 58 califica como "notoria deficiencia" que activa el procedimiento ante la autoridad estatal de fe pública. Si el Notario presenta el aviso de forma espontánea y reconoce la falta antes de que inicien las facultades de verificación del SAT, puede reducir la multa hasta un 50%. Para que no vuelva a ocurrir, debe reforzarse el hábito de que TODOS los actos de los incisos b), c) y e) se registran en el D12-NOT desde el día del acto, sin esperar a evaluar si hay o no umbral — porque en esos tres incisos no lo hay.</w:t>
+              <w:t xml:space="preserve">La recomendación es incorrecta y riesgosa. No presentar el aviso agrava la exposición: convierte una omisión corregible en un incumplimiento continuado, y si el SAT lo detecta primero, se pierde la posibilidad de acogerse a la actuación espontánea del artículo 55. La exposición actual es de 10,000 a 65,000 UMA o hasta el 100% del valor del acto (Art. 54, fracc. III), y la reincidencia en este tipo de omisión es justamente lo que el artículo 58 califica como "notoria deficiencia" que activa el procedimiento ante la autoridad estatal de fe pública. Si el Notario presenta el aviso de forma espontánea y reconoce la falta antes de que inicien las facultades de verificación del SAT, puede acogerse al Art. 55 de la Ley (abstención de sancionar por única ocasión o, si ya se ejerció, reducción de hasta 50% de la multa). Para que no vuelva a ocurrir, debe reforzarse el hábito de que TODOS los actos de los incisos b), c) y e) se registran en el D12-NOT desde el día del acto, sin esperar a evaluar si hay o no umbral — porque en esos tres incisos no lo hay.</w:t>
             </w:r>
           </w:p>
         </w:tc>
